--- a/docs/TISPH/pack/TISPH_NFR_Compliance.docx
+++ b/docs/TISPH/pack/TISPH_NFR_Compliance.docx
@@ -2764,6 +2764,117 @@
           </w:p>
         </w:tc>
       </w:tr>
+      <w:tr>
+        <w:trPr/>
+        <w:tc>
+          <w:tcPr>
+            <w:tcW w:w="1197" w:type="dxa"/>
+          </w:tcPr>
+          <w:p>
+            <w:pPr>
+              <w:spacing w:before="40" w:after="40" w:line="240" w:lineRule="auto"/>
+            </w:pPr>
+            <w:r>
+              <w:rPr>
+                <w:rFonts w:ascii="Segoe UI" w:hAnsi="Segoe UI" w:cs="Segoe UI" w:eastAsia="Segoe UI"/>
+                <w:sz w:val="16"/>
+                <w:szCs w:val="16"/>
+              </w:rPr>
+              <w:t xml:space="preserve">11 October 2026</w:t>
+            </w:r>
+          </w:p>
+        </w:tc>
+        <w:tc>
+          <w:tcPr>
+            <w:tcW w:w="829" w:type="dxa"/>
+          </w:tcPr>
+          <w:p>
+            <w:pPr>
+              <w:spacing w:before="40" w:after="40" w:line="240" w:lineRule="auto"/>
+            </w:pPr>
+            <w:r>
+              <w:rPr>
+                <w:rFonts w:ascii="Segoe UI" w:hAnsi="Segoe UI" w:cs="Segoe UI" w:eastAsia="Segoe UI"/>
+                <w:sz w:val="16"/>
+                <w:szCs w:val="16"/>
+              </w:rPr>
+              <w:t xml:space="preserve">0.9 Draft</w:t>
+            </w:r>
+          </w:p>
+        </w:tc>
+        <w:tc>
+          <w:tcPr>
+            <w:tcW w:w="1381" w:type="dxa"/>
+          </w:tcPr>
+          <w:p>
+            <w:pPr>
+              <w:spacing w:before="40" w:after="40" w:line="240" w:lineRule="auto"/>
+            </w:pPr>
+            <w:r>
+              <w:rPr>
+                <w:rFonts w:ascii="Segoe UI" w:hAnsi="Segoe UI" w:cs="Segoe UI" w:eastAsia="Segoe UI"/>
+                <w:sz w:val="16"/>
+                <w:szCs w:val="16"/>
+              </w:rPr>
+              <w:t xml:space="preserve">iorta TechNXT</w:t>
+            </w:r>
+          </w:p>
+        </w:tc>
+        <w:tc>
+          <w:tcPr>
+            <w:tcW w:w="1565" w:type="dxa"/>
+          </w:tcPr>
+          <w:p>
+            <w:pPr>
+              <w:spacing w:before="40" w:after="40" w:line="240" w:lineRule="auto"/>
+            </w:pPr>
+            <w:r>
+              <w:rPr>
+                <w:rFonts w:ascii="Segoe UI" w:hAnsi="Segoe UI" w:cs="Segoe UI" w:eastAsia="Segoe UI"/>
+                <w:sz w:val="16"/>
+                <w:szCs w:val="16"/>
+              </w:rPr>
+              <w:t xml:space="preserve">As above</w:t>
+            </w:r>
+          </w:p>
+        </w:tc>
+        <w:tc>
+          <w:tcPr>
+            <w:tcW w:w="1381" w:type="dxa"/>
+          </w:tcPr>
+          <w:p>
+            <w:pPr>
+              <w:spacing w:before="40" w:after="40" w:line="240" w:lineRule="auto"/>
+            </w:pPr>
+            <w:r>
+              <w:rPr>
+                <w:rFonts w:ascii="Segoe UI" w:hAnsi="Segoe UI" w:cs="Segoe UI" w:eastAsia="Segoe UI"/>
+                <w:sz w:val="16"/>
+                <w:szCs w:val="16"/>
+              </w:rPr>
+              <w:t xml:space="preserve">As above</w:t>
+            </w:r>
+          </w:p>
+        </w:tc>
+        <w:tc>
+          <w:tcPr>
+            <w:tcW w:w="2674" w:type="dxa"/>
+          </w:tcPr>
+          <w:p>
+            <w:pPr>
+              <w:spacing w:before="40" w:after="40" w:line="240" w:lineRule="auto"/>
+            </w:pPr>
+            <w:r>
+              <w:rPr>
+                <w:rFonts w:ascii="Segoe UI" w:hAnsi="Segoe UI" w:cs="Segoe UI" w:eastAsia="Segoe UI"/>
+                <w:sz w:val="16"/>
+                <w:szCs w:val="16"/>
+              </w:rPr>
+              <w:t xml:space="preserve">Documentation cleanup: Appendix A3.1 and the rows citing it now cite the TISPH test strategy (performance test method) instead of the retired generic Capacity and Performance document.</w:t>
+            </w:r>
+          </w:p>
+        </w:tc>
+      </w:tr>
     </w:tbl>
     <w:p xmlns:a="http://schemas.openxmlformats.org/drawingml/2006/main" xmlns:pic="http://schemas.openxmlformats.org/drawingml/2006/picture">
       <w:pPr>
@@ -23326,7 +23437,7 @@
                 <w:sz w:val="16"/>
                 <w:szCs w:val="16"/>
               </w:rPr>
-              <w:t xml:space="preserve">A capacity and performance document with growth estimates exists [A3.1]; an annual report is a service deliverable.</w:t>
+              <w:t xml:space="preserve">The performance test method is in the TISPH test strategy and an indicative load test exists [A3.1]; growth estimates with TISPH volumes and the annual report are a service deliverable.</w:t>
             </w:r>
           </w:p>
         </w:tc>
@@ -31666,7 +31777,7 @@
                 <w:sz w:val="16"/>
                 <w:szCs w:val="16"/>
               </w:rPr>
-              <w:t xml:space="preserve">Capacity and Performance, test approach [A3.1]</w:t>
+              <w:t xml:space="preserve">TISPH test strategy, performance test method [A3.1]</w:t>
             </w:r>
           </w:p>
         </w:tc>
@@ -43044,15 +43155,15 @@
                 <w:szCs w:val="14"/>
                 <w:shd w:val="clear" w:color="auto" w:fill="F3F5F8"/>
               </w:rPr>
-              <w:t xml:space="preserve">docs/architecture/tools/src/06_capacity_performance.md</w:t>
-            </w:r>
-            <w:r>
-              <w:rPr>
-                <w:rFonts w:ascii="Segoe UI" w:hAnsi="Segoe UI" w:cs="Segoe UI" w:eastAsia="Segoe UI"/>
-                <w:sz w:val="16"/>
-                <w:szCs w:val="16"/>
-              </w:rPr>
-              <w:t xml:space="preserve"> (test method, known limits, test plan, growth estimates); </w:t>
+              <w:t xml:space="preserve">docs/TISPH/testing/TISPH_Test_Strategy.docx section 3 (performance test method, test plan and known performance risks); docs/TISPH/pack/TISPH_Solution_Architecture.docx section 13 (scalability and sizing); </w:t>
+            </w:r>
+            <w:r>
+              <w:rPr>
+                <w:rFonts w:ascii="Segoe UI" w:hAnsi="Segoe UI" w:cs="Segoe UI" w:eastAsia="Segoe UI"/>
+                <w:sz w:val="16"/>
+                <w:szCs w:val="16"/>
+              </w:rPr>
+              <w:t xml:space="preserve"/>
             </w:r>
             <w:r>
               <w:rPr>
